--- a/user_define_file/47_安卓APK成功导出经验与参数填写说明_0414.docx
+++ b/user_define_file/47_安卓APK成功导出经验与参数填写说明_0414.docx
@@ -2,7 +2,7 @@
 <file path=word/document.xml><?xml version="1.0" encoding="utf-8"?>
 <w:document xmlns:w="http://schemas.openxmlformats.org/wordprocessingml/2006/main" xmlns:m="http://schemas.openxmlformats.org/officeDocument/2006/math" xmlns:r="http://schemas.openxmlformats.org/officeDocument/2006/relationships" xmlns:o="urn:schemas-microsoft-com:office:office" xmlns:v="urn:schemas-microsoft-com:vml" xmlns:w10="urn:schemas-microsoft-com:office:word" xmlns:a="http://schemas.openxmlformats.org/drawingml/2006/main" xmlns:pic="http://schemas.openxmlformats.org/drawingml/2006/picture" xmlns:wp="http://schemas.openxmlformats.org/drawingml/2006/wordprocessingDrawing">
   <w:body>
-    <w:bookmarkStart w:id="50" w:name="安卓apk成功导出经验与参数填写说明_0414"/>
+    <w:bookmarkStart w:id="59" w:name="安卓apk成功导出经验与参数填写说明_0414"/>
     <w:p>
       <w:pPr>
         <w:pStyle w:val="Heading1"/>
@@ -6152,8 +6152,1400 @@
         <w:t xml:space="preserve">如果上面五项都正常，安卓导出成功率会高很多。</w:t>
       </w:r>
     </w:p>
+    <w:p>
+      <w:r>
+        <w:pict>
+          <v:rect style="width:0;height:1.5pt" o:hralign="center" o:hrstd="t" o:hr="t"/>
+        </w:pict>
+      </w:r>
+    </w:p>
     <w:bookmarkEnd w:id="49"/>
+    <w:bookmarkStart w:id="58" w:name="月18日第二次打包踩坑经验汇总与成功导出新包流程总结"/>
+    <w:p>
+      <w:pPr>
+        <w:pStyle w:val="Heading2"/>
+      </w:pPr>
+      <w:r>
+        <w:t xml:space="preserve">9. </w:t>
+      </w:r>
+      <w:r>
+        <w:rPr>
+          <w:rFonts w:hint="eastAsia"/>
+        </w:rPr>
+        <w:t xml:space="preserve">4月18日第二次打包踩坑经验汇总与成功导出新包流程总结</w:t>
+      </w:r>
+    </w:p>
+    <w:bookmarkStart w:id="50" w:name="本次问题现象"/>
+    <w:p>
+      <w:pPr>
+        <w:pStyle w:val="Heading3"/>
+      </w:pPr>
+      <w:r>
+        <w:t xml:space="preserve">9.1 </w:t>
+      </w:r>
+      <w:r>
+        <w:rPr>
+          <w:rFonts w:hint="eastAsia"/>
+        </w:rPr>
+        <w:t xml:space="preserve">本次问题现象</w:t>
+      </w:r>
+    </w:p>
+    <w:p>
+      <w:pPr>
+        <w:pStyle w:val="FirstParagraph"/>
+      </w:pPr>
+      <w:r>
+        <w:rPr>
+          <w:rFonts w:hint="eastAsia"/>
+        </w:rPr>
+        <w:t xml:space="preserve">本次二次打包过程中，虽然</w:t>
+      </w:r>
+      <w:r>
+        <w:t xml:space="preserve"> APK </w:t>
+      </w:r>
+      <w:r>
+        <w:rPr>
+          <w:rFonts w:hint="eastAsia"/>
+        </w:rPr>
+        <w:t xml:space="preserve">能成功导出并安装，但你实机反馈“运行内容看起来仍像</w:t>
+      </w:r>
+      <w:r>
+        <w:t xml:space="preserve"> 4 </w:t>
+      </w:r>
+      <w:r>
+        <w:rPr>
+          <w:rFonts w:hint="eastAsia"/>
+        </w:rPr>
+        <w:t xml:space="preserve">月</w:t>
+      </w:r>
+      <w:r>
+        <w:t xml:space="preserve"> 14 </w:t>
+      </w:r>
+      <w:r>
+        <w:rPr>
+          <w:rFonts w:hint="eastAsia"/>
+        </w:rPr>
+        <w:t xml:space="preserve">日版本”。</w:t>
+      </w:r>
+      <w:r>
+        <w:br/>
+      </w:r>
+      <w:r>
+        <w:rPr>
+          <w:rFonts w:hint="eastAsia"/>
+        </w:rPr>
+        <w:t xml:space="preserve">这类问题不能只靠“导出成功”判断，需要拆分排查：</w:t>
+      </w:r>
+    </w:p>
+    <w:p>
+      <w:pPr>
+        <w:pStyle w:val="Compact"/>
+        <w:numPr>
+          <w:ilvl w:val="0"/>
+          <w:numId w:val="1053"/>
+        </w:numPr>
+      </w:pPr>
+      <w:r>
+        <w:rPr>
+          <w:rFonts w:hint="eastAsia"/>
+        </w:rPr>
+        <w:t xml:space="preserve">是否真用了旧中间产物。</w:t>
+      </w:r>
+    </w:p>
+    <w:p>
+      <w:pPr>
+        <w:pStyle w:val="Compact"/>
+        <w:numPr>
+          <w:ilvl w:val="0"/>
+          <w:numId w:val="1053"/>
+        </w:numPr>
+      </w:pPr>
+      <w:r>
+        <w:rPr>
+          <w:rFonts w:hint="eastAsia"/>
+        </w:rPr>
+        <w:t xml:space="preserve">是否安装时仍命中旧包与旧</w:t>
+      </w:r>
+      <w:r>
+        <w:t xml:space="preserve"> </w:t>
+      </w:r>
+      <w:r>
+        <w:rPr>
+          <w:rStyle w:val="VerbatimChar"/>
+        </w:rPr>
+        <w:t xml:space="preserve">user://</w:t>
+      </w:r>
+      <w:r>
+        <w:t xml:space="preserve"> </w:t>
+      </w:r>
+      <w:r>
+        <w:rPr>
+          <w:rFonts w:hint="eastAsia"/>
+        </w:rPr>
+        <w:t xml:space="preserve">数据。</w:t>
+      </w:r>
+    </w:p>
+    <w:p>
+      <w:pPr>
+        <w:pStyle w:val="Compact"/>
+        <w:numPr>
+          <w:ilvl w:val="0"/>
+          <w:numId w:val="1053"/>
+        </w:numPr>
+      </w:pPr>
+      <w:r>
+        <w:rPr>
+          <w:rFonts w:hint="eastAsia"/>
+        </w:rPr>
+        <w:t xml:space="preserve">是否导出链路里某一步失败后回退到了不完整或旧结果。</w:t>
+      </w:r>
+    </w:p>
     <w:bookmarkEnd w:id="50"/>
+    <w:bookmarkStart w:id="55" w:name="本次实际踩到的坑"/>
+    <w:p>
+      <w:pPr>
+        <w:pStyle w:val="Heading3"/>
+      </w:pPr>
+      <w:r>
+        <w:t xml:space="preserve">9.2 </w:t>
+      </w:r>
+      <w:r>
+        <w:rPr>
+          <w:rFonts w:hint="eastAsia"/>
+        </w:rPr>
+        <w:t xml:space="preserve">本次实际踩到的坑</w:t>
+      </w:r>
+    </w:p>
+    <w:bookmarkStart w:id="51" w:name="坑-1只看导出成功不够必须核对包内关键内容"/>
+    <w:p>
+      <w:pPr>
+        <w:pStyle w:val="Heading4"/>
+      </w:pPr>
+      <w:r>
+        <w:rPr>
+          <w:rFonts w:hint="eastAsia"/>
+        </w:rPr>
+        <w:t xml:space="preserve">坑</w:t>
+      </w:r>
+      <w:r>
+        <w:t xml:space="preserve"> </w:t>
+      </w:r>
+      <w:r>
+        <w:rPr>
+          <w:rFonts w:hint="eastAsia"/>
+        </w:rPr>
+        <w:t xml:space="preserve">1：只看“导出成功”不够，必须核对包内关键内容</w:t>
+      </w:r>
+    </w:p>
+    <w:p>
+      <w:pPr>
+        <w:pStyle w:val="FirstParagraph"/>
+      </w:pPr>
+      <w:r>
+        <w:rPr>
+          <w:rFonts w:hint="eastAsia"/>
+        </w:rPr>
+        <w:t xml:space="preserve">第一次导出虽然显示</w:t>
+      </w:r>
+      <w:r>
+        <w:t xml:space="preserve"> Gradle </w:t>
+      </w:r>
+      <w:r>
+        <w:rPr>
+          <w:rFonts w:hint="eastAsia"/>
+        </w:rPr>
+        <w:t xml:space="preserve">成功，但包内一度只看到</w:t>
+      </w:r>
+      <w:r>
+        <w:t xml:space="preserve"> </w:t>
+      </w:r>
+      <w:r>
+        <w:rPr>
+          <w:rStyle w:val="VerbatimChar"/>
+        </w:rPr>
+        <w:t xml:space="preserve">libgodot_android.so</w:t>
+      </w:r>
+      <w:r>
+        <w:t xml:space="preserve"> </w:t>
+      </w:r>
+      <w:r>
+        <w:rPr>
+          <w:rFonts w:hint="eastAsia"/>
+        </w:rPr>
+        <w:t xml:space="preserve">等基础库，缺少</w:t>
+      </w:r>
+      <w:r>
+        <w:t xml:space="preserve"> Mono/.NET </w:t>
+      </w:r>
+      <w:r>
+        <w:rPr>
+          <w:rFonts w:hint="eastAsia"/>
+        </w:rPr>
+        <w:t xml:space="preserve">运行库时就可能出现“看起来像旧版本/运行异常”。</w:t>
+      </w:r>
+    </w:p>
+    <w:p>
+      <w:pPr>
+        <w:pStyle w:val="BodyText"/>
+      </w:pPr>
+      <w:r>
+        <w:rPr>
+          <w:rFonts w:hint="eastAsia"/>
+        </w:rPr>
+        <w:t xml:space="preserve">后续必须至少核对：</w:t>
+      </w:r>
+    </w:p>
+    <w:p>
+      <w:pPr>
+        <w:pStyle w:val="Compact"/>
+        <w:numPr>
+          <w:ilvl w:val="0"/>
+          <w:numId w:val="1054"/>
+        </w:numPr>
+      </w:pPr>
+      <w:r>
+        <w:rPr>
+          <w:rStyle w:val="VerbatimChar"/>
+        </w:rPr>
+        <w:t xml:space="preserve">lib/arm64-v8a/libmonosgen-2.0.so</w:t>
+      </w:r>
+    </w:p>
+    <w:p>
+      <w:pPr>
+        <w:pStyle w:val="Compact"/>
+        <w:numPr>
+          <w:ilvl w:val="0"/>
+          <w:numId w:val="1054"/>
+        </w:numPr>
+      </w:pPr>
+      <w:r>
+        <w:rPr>
+          <w:rStyle w:val="VerbatimChar"/>
+        </w:rPr>
+        <w:t xml:space="preserve">lib/arm64-v8a/libSystem.Native.so</w:t>
+      </w:r>
+    </w:p>
+    <w:p>
+      <w:pPr>
+        <w:pStyle w:val="Compact"/>
+        <w:numPr>
+          <w:ilvl w:val="0"/>
+          <w:numId w:val="1054"/>
+        </w:numPr>
+      </w:pPr>
+      <w:r>
+        <w:rPr>
+          <w:rStyle w:val="VerbatimChar"/>
+        </w:rPr>
+        <w:t xml:space="preserve">lib/arm64-v8a/libSystem.Security.Cryptography.Native.Android.so</w:t>
+      </w:r>
+    </w:p>
+    <w:p>
+      <w:pPr>
+        <w:pStyle w:val="Compact"/>
+        <w:numPr>
+          <w:ilvl w:val="0"/>
+          <w:numId w:val="1054"/>
+        </w:numPr>
+      </w:pPr>
+      <w:r>
+        <w:rPr>
+          <w:rStyle w:val="VerbatimChar"/>
+        </w:rPr>
+        <w:t xml:space="preserve">assets/.godot/mono/publish/arm64/*</w:t>
+      </w:r>
+    </w:p>
+    <w:p>
+      <w:pPr>
+        <w:pStyle w:val="Compact"/>
+        <w:numPr>
+          <w:ilvl w:val="0"/>
+          <w:numId w:val="1054"/>
+        </w:numPr>
+      </w:pPr>
+      <w:r>
+        <w:rPr>
+          <w:rStyle w:val="VerbatimChar"/>
+        </w:rPr>
+        <w:t xml:space="preserve">assets/android_data_test.pck</w:t>
+      </w:r>
+    </w:p>
+    <w:bookmarkEnd w:id="51"/>
+    <w:bookmarkStart w:id="52" w:name="坑-2清理中间目录后android-build-template-会丢失"/>
+    <w:p>
+      <w:pPr>
+        <w:pStyle w:val="Heading4"/>
+      </w:pPr>
+      <w:r>
+        <w:rPr>
+          <w:rFonts w:hint="eastAsia"/>
+        </w:rPr>
+        <w:t xml:space="preserve">坑</w:t>
+      </w:r>
+      <w:r>
+        <w:t xml:space="preserve"> </w:t>
+      </w:r>
+      <w:r>
+        <w:rPr>
+          <w:rFonts w:hint="eastAsia"/>
+        </w:rPr>
+        <w:t xml:space="preserve">2：清理中间目录后，Android</w:t>
+      </w:r>
+      <w:r>
+        <w:t xml:space="preserve"> build template </w:t>
+      </w:r>
+      <w:r>
+        <w:rPr>
+          <w:rFonts w:hint="eastAsia"/>
+        </w:rPr>
+        <w:t xml:space="preserve">会丢失</w:t>
+      </w:r>
+    </w:p>
+    <w:p>
+      <w:pPr>
+        <w:pStyle w:val="FirstParagraph"/>
+      </w:pPr>
+      <w:r>
+        <w:rPr>
+          <w:rFonts w:hint="eastAsia"/>
+        </w:rPr>
+        <w:t xml:space="preserve">这次为了强制干净重打，删除了</w:t>
+      </w:r>
+      <w:r>
+        <w:t xml:space="preserve"> </w:t>
+      </w:r>
+      <w:r>
+        <w:rPr>
+          <w:rStyle w:val="VerbatimChar"/>
+        </w:rPr>
+        <w:t xml:space="preserve">android/build</w:t>
+      </w:r>
+      <w:r>
+        <w:t xml:space="preserve">。</w:t>
+      </w:r>
+      <w:r>
+        <w:br/>
+      </w:r>
+      <w:r>
+        <w:rPr>
+          <w:rFonts w:hint="eastAsia"/>
+        </w:rPr>
+        <w:t xml:space="preserve">如果不先恢复模板，Godot</w:t>
+      </w:r>
+      <w:r>
+        <w:t xml:space="preserve"> </w:t>
+      </w:r>
+      <w:r>
+        <w:rPr>
+          <w:rFonts w:hint="eastAsia"/>
+        </w:rPr>
+        <w:t xml:space="preserve">会报：</w:t>
+      </w:r>
+    </w:p>
+    <w:p>
+      <w:pPr>
+        <w:pStyle w:val="Compact"/>
+        <w:numPr>
+          <w:ilvl w:val="0"/>
+          <w:numId w:val="1055"/>
+        </w:numPr>
+      </w:pPr>
+      <w:r>
+        <w:rPr>
+          <w:rFonts w:hint="eastAsia"/>
+        </w:rPr>
+        <w:t xml:space="preserve">未在项目中安装</w:t>
+      </w:r>
+      <w:r>
+        <w:t xml:space="preserve"> Android </w:t>
+      </w:r>
+      <w:r>
+        <w:rPr>
+          <w:rFonts w:hint="eastAsia"/>
+        </w:rPr>
+        <w:t xml:space="preserve">构建模板</w:t>
+      </w:r>
+    </w:p>
+    <w:p>
+      <w:pPr>
+        <w:pStyle w:val="Compact"/>
+        <w:numPr>
+          <w:ilvl w:val="0"/>
+          <w:numId w:val="1055"/>
+        </w:numPr>
+      </w:pPr>
+      <w:r>
+        <w:rPr>
+          <w:rFonts w:hint="eastAsia"/>
+        </w:rPr>
+        <w:t xml:space="preserve">导出直接失败</w:t>
+      </w:r>
+    </w:p>
+    <w:p>
+      <w:pPr>
+        <w:pStyle w:val="FirstParagraph"/>
+      </w:pPr>
+      <w:r>
+        <w:rPr>
+          <w:rFonts w:hint="eastAsia"/>
+        </w:rPr>
+        <w:t xml:space="preserve">结论：</w:t>
+      </w:r>
+      <w:r>
+        <w:br/>
+      </w:r>
+      <w:r>
+        <w:rPr>
+          <w:rFonts w:hint="eastAsia"/>
+        </w:rPr>
+        <w:t xml:space="preserve">清理</w:t>
+      </w:r>
+      <w:r>
+        <w:t xml:space="preserve"> </w:t>
+      </w:r>
+      <w:r>
+        <w:rPr>
+          <w:rStyle w:val="VerbatimChar"/>
+        </w:rPr>
+        <w:t xml:space="preserve">android/build</w:t>
+      </w:r>
+      <w:r>
+        <w:t xml:space="preserve"> </w:t>
+      </w:r>
+      <w:r>
+        <w:rPr>
+          <w:rFonts w:hint="eastAsia"/>
+        </w:rPr>
+        <w:t xml:space="preserve">后，必须先执行一次</w:t>
+      </w:r>
+      <w:r>
+        <w:t xml:space="preserve"> Android build template </w:t>
+      </w:r>
+      <w:r>
+        <w:rPr>
+          <w:rFonts w:hint="eastAsia"/>
+        </w:rPr>
+        <w:t xml:space="preserve">安装，再导出。</w:t>
+      </w:r>
+    </w:p>
+    <w:bookmarkEnd w:id="52"/>
+    <w:bookmarkStart w:id="53" w:name="坑-3版本号递增仍不足以排除旧数据干扰"/>
+    <w:p>
+      <w:pPr>
+        <w:pStyle w:val="Heading4"/>
+      </w:pPr>
+      <w:r>
+        <w:rPr>
+          <w:rFonts w:hint="eastAsia"/>
+        </w:rPr>
+        <w:t xml:space="preserve">坑</w:t>
+      </w:r>
+      <w:r>
+        <w:t xml:space="preserve"> </w:t>
+      </w:r>
+      <w:r>
+        <w:rPr>
+          <w:rFonts w:hint="eastAsia"/>
+        </w:rPr>
+        <w:t xml:space="preserve">3：版本号递增仍不足以排除“旧数据干扰”</w:t>
+      </w:r>
+    </w:p>
+    <w:p>
+      <w:pPr>
+        <w:pStyle w:val="FirstParagraph"/>
+      </w:pPr>
+      <w:r>
+        <w:rPr>
+          <w:rFonts w:hint="eastAsia"/>
+        </w:rPr>
+        <w:t xml:space="preserve">即使</w:t>
+      </w:r>
+      <w:r>
+        <w:t xml:space="preserve"> </w:t>
+      </w:r>
+      <w:r>
+        <w:rPr>
+          <w:rStyle w:val="VerbatimChar"/>
+        </w:rPr>
+        <w:t xml:space="preserve">version_code</w:t>
+      </w:r>
+      <w:r>
+        <w:t xml:space="preserve"> </w:t>
+      </w:r>
+      <w:r>
+        <w:rPr>
+          <w:rFonts w:hint="eastAsia"/>
+        </w:rPr>
+        <w:t xml:space="preserve">递增，安卓仍可能沿用同包名历史安装数据（尤其</w:t>
+      </w:r>
+      <w:r>
+        <w:t xml:space="preserve"> </w:t>
+      </w:r>
+      <w:r>
+        <w:rPr>
+          <w:rStyle w:val="VerbatimChar"/>
+        </w:rPr>
+        <w:t xml:space="preserve">user://</w:t>
+      </w:r>
+      <w:r>
+        <w:t xml:space="preserve"> </w:t>
+      </w:r>
+      <w:r>
+        <w:rPr>
+          <w:rFonts w:hint="eastAsia"/>
+        </w:rPr>
+        <w:t xml:space="preserve">存档、运行态数据）。</w:t>
+      </w:r>
+      <w:r>
+        <w:br/>
+      </w:r>
+      <w:r>
+        <w:rPr>
+          <w:rFonts w:hint="eastAsia"/>
+        </w:rPr>
+        <w:t xml:space="preserve">本次最终采用“新包名”彻底隔离：</w:t>
+      </w:r>
+    </w:p>
+    <w:p>
+      <w:pPr>
+        <w:pStyle w:val="Compact"/>
+        <w:numPr>
+          <w:ilvl w:val="0"/>
+          <w:numId w:val="1056"/>
+        </w:numPr>
+      </w:pPr>
+      <w:r>
+        <w:rPr>
+          <w:rFonts w:hint="eastAsia"/>
+        </w:rPr>
+        <w:t xml:space="preserve">原：</w:t>
+      </w:r>
+      <w:r>
+        <w:rPr>
+          <w:rStyle w:val="VerbatimChar"/>
+        </w:rPr>
+        <w:t xml:space="preserve">com.test00410.idletextgame</w:t>
+      </w:r>
+    </w:p>
+    <w:p>
+      <w:pPr>
+        <w:pStyle w:val="Compact"/>
+        <w:numPr>
+          <w:ilvl w:val="0"/>
+          <w:numId w:val="1056"/>
+        </w:numPr>
+      </w:pPr>
+      <w:r>
+        <w:rPr>
+          <w:rFonts w:hint="eastAsia"/>
+        </w:rPr>
+        <w:t xml:space="preserve">新：</w:t>
+      </w:r>
+      <w:r>
+        <w:rPr>
+          <w:rStyle w:val="VerbatimChar"/>
+        </w:rPr>
+        <w:t xml:space="preserve">com.test00410.idletextgame.r0418</w:t>
+      </w:r>
+    </w:p>
+    <w:p>
+      <w:pPr>
+        <w:pStyle w:val="FirstParagraph"/>
+      </w:pPr>
+      <w:r>
+        <w:rPr>
+          <w:rFonts w:hint="eastAsia"/>
+        </w:rPr>
+        <w:t xml:space="preserve">并同步更新：</w:t>
+      </w:r>
+    </w:p>
+    <w:p>
+      <w:pPr>
+        <w:pStyle w:val="Compact"/>
+        <w:numPr>
+          <w:ilvl w:val="0"/>
+          <w:numId w:val="1057"/>
+        </w:numPr>
+      </w:pPr>
+      <w:r>
+        <w:rPr>
+          <w:rStyle w:val="VerbatimChar"/>
+        </w:rPr>
+        <w:t xml:space="preserve">versionCode=3</w:t>
+      </w:r>
+    </w:p>
+    <w:p>
+      <w:pPr>
+        <w:pStyle w:val="Compact"/>
+        <w:numPr>
+          <w:ilvl w:val="0"/>
+          <w:numId w:val="1057"/>
+        </w:numPr>
+      </w:pPr>
+      <w:r>
+        <w:rPr>
+          <w:rStyle w:val="VerbatimChar"/>
+        </w:rPr>
+        <w:t xml:space="preserve">versionName=1.0.2-0418b</w:t>
+      </w:r>
+    </w:p>
+    <w:p>
+      <w:pPr>
+        <w:pStyle w:val="Compact"/>
+        <w:numPr>
+          <w:ilvl w:val="0"/>
+          <w:numId w:val="1057"/>
+        </w:numPr>
+      </w:pPr>
+      <w:r>
+        <w:rPr>
+          <w:rStyle w:val="VerbatimChar"/>
+        </w:rPr>
+        <w:t xml:space="preserve">application-label=test_00_0410_r0418</w:t>
+      </w:r>
+    </w:p>
+    <w:p>
+      <w:pPr>
+        <w:pStyle w:val="FirstParagraph"/>
+      </w:pPr>
+      <w:r>
+        <w:rPr>
+          <w:rFonts w:hint="eastAsia"/>
+        </w:rPr>
+        <w:t xml:space="preserve">这样安装后会作为新应用出现，能彻底排除旧包数据干扰。</w:t>
+      </w:r>
+    </w:p>
+    <w:bookmarkEnd w:id="53"/>
+    <w:bookmarkStart w:id="54" w:name="坑-4日志里会有误导性错误要分主次"/>
+    <w:p>
+      <w:pPr>
+        <w:pStyle w:val="Heading4"/>
+      </w:pPr>
+      <w:r>
+        <w:rPr>
+          <w:rFonts w:hint="eastAsia"/>
+        </w:rPr>
+        <w:t xml:space="preserve">坑</w:t>
+      </w:r>
+      <w:r>
+        <w:t xml:space="preserve"> </w:t>
+      </w:r>
+      <w:r>
+        <w:rPr>
+          <w:rFonts w:hint="eastAsia"/>
+        </w:rPr>
+        <w:t xml:space="preserve">4：日志里会有“误导性错误”，要分主次</w:t>
+      </w:r>
+    </w:p>
+    <w:p>
+      <w:pPr>
+        <w:pStyle w:val="FirstParagraph"/>
+      </w:pPr>
+      <w:r>
+        <w:rPr>
+          <w:rFonts w:hint="eastAsia"/>
+        </w:rPr>
+        <w:t xml:space="preserve">这次日志里出现过：</w:t>
+      </w:r>
+    </w:p>
+    <w:p>
+      <w:pPr>
+        <w:pStyle w:val="Compact"/>
+        <w:numPr>
+          <w:ilvl w:val="0"/>
+          <w:numId w:val="1058"/>
+        </w:numPr>
+      </w:pPr>
+      <w:r>
+        <w:rPr>
+          <w:rStyle w:val="VerbatimChar"/>
+        </w:rPr>
+        <w:t xml:space="preserve">Failed to bind socket</w:t>
+      </w:r>
+    </w:p>
+    <w:p>
+      <w:pPr>
+        <w:pStyle w:val="Compact"/>
+        <w:numPr>
+          <w:ilvl w:val="0"/>
+          <w:numId w:val="1058"/>
+        </w:numPr>
+      </w:pPr>
+      <w:r>
+        <w:rPr>
+          <w:rStyle w:val="VerbatimChar"/>
+        </w:rPr>
+        <w:t xml:space="preserve">EditorSettings not instantiated yet...</w:t>
+      </w:r>
+    </w:p>
+    <w:p>
+      <w:pPr>
+        <w:pStyle w:val="Compact"/>
+        <w:numPr>
+          <w:ilvl w:val="0"/>
+          <w:numId w:val="1058"/>
+        </w:numPr>
+      </w:pPr>
+      <w:r>
+        <w:rPr>
+          <w:rStyle w:val="VerbatimChar"/>
+        </w:rPr>
+        <w:t xml:space="preserve">Failed to read the root certificate store</w:t>
+      </w:r>
+    </w:p>
+    <w:p>
+      <w:pPr>
+        <w:pStyle w:val="FirstParagraph"/>
+      </w:pPr>
+      <w:r>
+        <w:rPr>
+          <w:rFonts w:hint="eastAsia"/>
+        </w:rPr>
+        <w:t xml:space="preserve">这些不一定是导出失败主因。</w:t>
+      </w:r>
+      <w:r>
+        <w:br/>
+      </w:r>
+      <w:r>
+        <w:rPr>
+          <w:rFonts w:hint="eastAsia"/>
+        </w:rPr>
+        <w:t xml:space="preserve">真正关键判断仍是：</w:t>
+      </w:r>
+    </w:p>
+    <w:p>
+      <w:pPr>
+        <w:pStyle w:val="Compact"/>
+        <w:numPr>
+          <w:ilvl w:val="0"/>
+          <w:numId w:val="1059"/>
+        </w:numPr>
+      </w:pPr>
+      <w:r>
+        <w:rPr>
+          <w:rStyle w:val="VerbatimChar"/>
+        </w:rPr>
+        <w:t xml:space="preserve">dotnet publish</w:t>
+      </w:r>
+      <w:r>
+        <w:t xml:space="preserve"> </w:t>
+      </w:r>
+      <w:r>
+        <w:rPr>
+          <w:rFonts w:hint="eastAsia"/>
+        </w:rPr>
+        <w:t xml:space="preserve">是否成功。</w:t>
+      </w:r>
+    </w:p>
+    <w:p>
+      <w:pPr>
+        <w:pStyle w:val="Compact"/>
+        <w:numPr>
+          <w:ilvl w:val="0"/>
+          <w:numId w:val="1059"/>
+        </w:numPr>
+      </w:pPr>
+      <w:r>
+        <w:t xml:space="preserve">Gradle</w:t>
+      </w:r>
+      <w:r>
+        <w:t xml:space="preserve"> </w:t>
+      </w:r>
+      <w:r>
+        <w:rPr>
+          <w:rStyle w:val="VerbatimChar"/>
+        </w:rPr>
+        <w:t xml:space="preserve">assembleMonoDebug</w:t>
+      </w:r>
+      <w:r>
+        <w:t xml:space="preserve"> </w:t>
+      </w:r>
+      <w:r>
+        <w:rPr>
+          <w:rFonts w:hint="eastAsia"/>
+        </w:rPr>
+        <w:t xml:space="preserve">与</w:t>
+      </w:r>
+      <w:r>
+        <w:t xml:space="preserve"> </w:t>
+      </w:r>
+      <w:r>
+        <w:rPr>
+          <w:rStyle w:val="VerbatimChar"/>
+        </w:rPr>
+        <w:t xml:space="preserve">copyAndRenameBinary</w:t>
+      </w:r>
+      <w:r>
+        <w:t xml:space="preserve"> </w:t>
+      </w:r>
+      <w:r>
+        <w:rPr>
+          <w:rFonts w:hint="eastAsia"/>
+        </w:rPr>
+        <w:t xml:space="preserve">是否成功。</w:t>
+      </w:r>
+    </w:p>
+    <w:p>
+      <w:pPr>
+        <w:pStyle w:val="Compact"/>
+        <w:numPr>
+          <w:ilvl w:val="0"/>
+          <w:numId w:val="1059"/>
+        </w:numPr>
+      </w:pPr>
+      <w:r>
+        <w:t xml:space="preserve">APK </w:t>
+      </w:r>
+      <w:r>
+        <w:rPr>
+          <w:rFonts w:hint="eastAsia"/>
+        </w:rPr>
+        <w:t xml:space="preserve">实际内容与版本信息是否符合预期。</w:t>
+      </w:r>
+    </w:p>
+    <w:bookmarkEnd w:id="54"/>
+    <w:bookmarkEnd w:id="55"/>
+    <w:bookmarkStart w:id="56" w:name="本次最终成功导出新包的稳定流程2026-04-18"/>
+    <w:p>
+      <w:pPr>
+        <w:pStyle w:val="Heading3"/>
+      </w:pPr>
+      <w:r>
+        <w:t xml:space="preserve">9.3 </w:t>
+      </w:r>
+      <w:r>
+        <w:rPr>
+          <w:rFonts w:hint="eastAsia"/>
+        </w:rPr>
+        <w:t xml:space="preserve">本次最终成功导出新包的稳定流程（2026-04-18）</w:t>
+      </w:r>
+    </w:p>
+    <w:p>
+      <w:pPr>
+        <w:pStyle w:val="FirstParagraph"/>
+      </w:pPr>
+      <w:r>
+        <w:rPr>
+          <w:rFonts w:hint="eastAsia"/>
+        </w:rPr>
+        <w:t xml:space="preserve">建议后续固定按下面顺序执行：</w:t>
+      </w:r>
+    </w:p>
+    <w:p>
+      <w:pPr>
+        <w:pStyle w:val="Compact"/>
+        <w:numPr>
+          <w:ilvl w:val="0"/>
+          <w:numId w:val="1060"/>
+        </w:numPr>
+      </w:pPr>
+      <w:r>
+        <w:rPr>
+          <w:rFonts w:hint="eastAsia"/>
+        </w:rPr>
+        <w:t xml:space="preserve">设置导出环境变量（</w:t>
+      </w:r>
+      <w:r>
+        <w:rPr>
+          <w:rStyle w:val="VerbatimChar"/>
+        </w:rPr>
+        <w:t xml:space="preserve">JAVA_HOME</w:t>
+      </w:r>
+      <w:r>
+        <w:t xml:space="preserve">、</w:t>
+      </w:r>
+      <w:r>
+        <w:rPr>
+          <w:rStyle w:val="VerbatimChar"/>
+        </w:rPr>
+        <w:t xml:space="preserve">ANDROID_HOME</w:t>
+      </w:r>
+      <w:r>
+        <w:t xml:space="preserve">、</w:t>
+      </w:r>
+      <w:r>
+        <w:rPr>
+          <w:rStyle w:val="VerbatimChar"/>
+        </w:rPr>
+        <w:t xml:space="preserve">ANDROID_SDK_ROOT</w:t>
+      </w:r>
+      <w:r>
+        <w:t xml:space="preserve">、</w:t>
+      </w:r>
+      <w:r>
+        <w:rPr>
+          <w:rStyle w:val="VerbatimChar"/>
+        </w:rPr>
+        <w:t xml:space="preserve">DOTNET_CLI_HOME</w:t>
+      </w:r>
+      <w:r>
+        <w:t xml:space="preserve">、</w:t>
+      </w:r>
+      <w:r>
+        <w:rPr>
+          <w:rStyle w:val="VerbatimChar"/>
+        </w:rPr>
+        <w:t xml:space="preserve">NUGET_PACKAGES</w:t>
+      </w:r>
+      <w:r>
+        <w:t xml:space="preserve">、</w:t>
+      </w:r>
+      <w:r>
+        <w:rPr>
+          <w:rStyle w:val="VerbatimChar"/>
+        </w:rPr>
+        <w:t xml:space="preserve">GRADLE_USER_HOME</w:t>
+      </w:r>
+      <w:r>
+        <w:rPr>
+          <w:rFonts w:hint="eastAsia"/>
+        </w:rPr>
+        <w:t xml:space="preserve">）。</w:t>
+      </w:r>
+    </w:p>
+    <w:p>
+      <w:pPr>
+        <w:pStyle w:val="Compact"/>
+        <w:numPr>
+          <w:ilvl w:val="0"/>
+          <w:numId w:val="1060"/>
+        </w:numPr>
+      </w:pPr>
+      <w:r>
+        <w:rPr>
+          <w:rFonts w:hint="eastAsia"/>
+        </w:rPr>
+        <w:t xml:space="preserve">必要时清理旧中间目录（尤其想强制干净导出时）。</w:t>
+      </w:r>
+    </w:p>
+    <w:p>
+      <w:pPr>
+        <w:pStyle w:val="Compact"/>
+        <w:numPr>
+          <w:ilvl w:val="0"/>
+          <w:numId w:val="1060"/>
+        </w:numPr>
+      </w:pPr>
+      <w:r>
+        <w:rPr>
+          <w:rFonts w:hint="eastAsia"/>
+        </w:rPr>
+        <w:t xml:space="preserve">若清理过</w:t>
+      </w:r>
+      <w:r>
+        <w:t xml:space="preserve"> </w:t>
+      </w:r>
+      <w:r>
+        <w:rPr>
+          <w:rStyle w:val="VerbatimChar"/>
+        </w:rPr>
+        <w:t xml:space="preserve">android/build</w:t>
+      </w:r>
+      <w:r>
+        <w:rPr>
+          <w:rFonts w:hint="eastAsia"/>
+        </w:rPr>
+        <w:t xml:space="preserve">，先安装</w:t>
+      </w:r>
+      <w:r>
+        <w:t xml:space="preserve"> Android build template。</w:t>
+      </w:r>
+    </w:p>
+    <w:p>
+      <w:pPr>
+        <w:pStyle w:val="Compact"/>
+        <w:numPr>
+          <w:ilvl w:val="0"/>
+          <w:numId w:val="1060"/>
+        </w:numPr>
+      </w:pPr>
+      <w:r>
+        <w:rPr>
+          <w:rFonts w:hint="eastAsia"/>
+        </w:rPr>
+        <w:t xml:space="preserve">执行</w:t>
+      </w:r>
+      <w:r>
+        <w:t xml:space="preserve"> Godot </w:t>
+      </w:r>
+      <w:r>
+        <w:rPr>
+          <w:rFonts w:hint="eastAsia"/>
+        </w:rPr>
+        <w:t xml:space="preserve">完整</w:t>
+      </w:r>
+      <w:r>
+        <w:t xml:space="preserve"> </w:t>
+      </w:r>
+      <w:r>
+        <w:rPr>
+          <w:rStyle w:val="VerbatimChar"/>
+        </w:rPr>
+        <w:t xml:space="preserve">--export-debug</w:t>
+      </w:r>
+      <w:r>
+        <w:rPr>
+          <w:rFonts w:hint="eastAsia"/>
+        </w:rPr>
+        <w:t xml:space="preserve">（或</w:t>
+      </w:r>
+      <w:r>
+        <w:t xml:space="preserve"> </w:t>
+      </w:r>
+      <w:r>
+        <w:rPr>
+          <w:rStyle w:val="VerbatimChar"/>
+        </w:rPr>
+        <w:t xml:space="preserve">--export-release</w:t>
+      </w:r>
+      <w:r>
+        <w:rPr>
+          <w:rFonts w:hint="eastAsia"/>
+        </w:rPr>
+        <w:t xml:space="preserve">）导出，不走“仅</w:t>
+      </w:r>
+      <w:r>
+        <w:t xml:space="preserve"> Gradle </w:t>
+      </w:r>
+      <w:r>
+        <w:rPr>
+          <w:rFonts w:hint="eastAsia"/>
+        </w:rPr>
+        <w:t xml:space="preserve">半流程”。</w:t>
+      </w:r>
+    </w:p>
+    <w:p>
+      <w:pPr>
+        <w:pStyle w:val="Compact"/>
+        <w:numPr>
+          <w:ilvl w:val="0"/>
+          <w:numId w:val="1060"/>
+        </w:numPr>
+      </w:pPr>
+      <w:r>
+        <w:rPr>
+          <w:rFonts w:hint="eastAsia"/>
+        </w:rPr>
+        <w:t xml:space="preserve">导出后做包内容核验（Mono/.NET</w:t>
+      </w:r>
+      <w:r>
+        <w:t xml:space="preserve"> </w:t>
+      </w:r>
+      <w:r>
+        <w:rPr>
+          <w:rFonts w:hint="eastAsia"/>
+        </w:rPr>
+        <w:t xml:space="preserve">库</w:t>
+      </w:r>
+      <w:r>
+        <w:t xml:space="preserve"> + publish </w:t>
+      </w:r>
+      <w:r>
+        <w:rPr>
+          <w:rFonts w:hint="eastAsia"/>
+        </w:rPr>
+        <w:t xml:space="preserve">目录</w:t>
+      </w:r>
+      <w:r>
+        <w:t xml:space="preserve"> + </w:t>
+      </w:r>
+      <w:r>
+        <w:rPr>
+          <w:rFonts w:hint="eastAsia"/>
+        </w:rPr>
+        <w:t xml:space="preserve">pck）。</w:t>
+      </w:r>
+    </w:p>
+    <w:p>
+      <w:pPr>
+        <w:pStyle w:val="Compact"/>
+        <w:numPr>
+          <w:ilvl w:val="0"/>
+          <w:numId w:val="1060"/>
+        </w:numPr>
+      </w:pPr>
+      <w:r>
+        <w:rPr>
+          <w:rFonts w:hint="eastAsia"/>
+        </w:rPr>
+        <w:t xml:space="preserve">导出后做版本核验（</w:t>
+      </w:r>
+      <w:r>
+        <w:rPr>
+          <w:rStyle w:val="VerbatimChar"/>
+        </w:rPr>
+        <w:t xml:space="preserve">aapt dump badging</w:t>
+      </w:r>
+      <w:r>
+        <w:t xml:space="preserve"> </w:t>
+      </w:r>
+      <w:r>
+        <w:rPr>
+          <w:rFonts w:hint="eastAsia"/>
+        </w:rPr>
+        <w:t xml:space="preserve">看</w:t>
+      </w:r>
+      <w:r>
+        <w:t xml:space="preserve"> </w:t>
+      </w:r>
+      <w:r>
+        <w:rPr>
+          <w:rFonts w:hint="eastAsia"/>
+        </w:rPr>
+        <w:t xml:space="preserve">package/version/label）。</w:t>
+      </w:r>
+    </w:p>
+    <w:p>
+      <w:pPr>
+        <w:pStyle w:val="Compact"/>
+        <w:numPr>
+          <w:ilvl w:val="0"/>
+          <w:numId w:val="1060"/>
+        </w:numPr>
+      </w:pPr>
+      <w:r>
+        <w:rPr>
+          <w:rFonts w:hint="eastAsia"/>
+        </w:rPr>
+        <w:t xml:space="preserve">若实机仍像旧版本，直接改新包名再导一次，避免旧数据干扰。</w:t>
+      </w:r>
+    </w:p>
+    <w:bookmarkEnd w:id="56"/>
+    <w:bookmarkStart w:id="57" w:name="本次最终可确认的新包结果用于留档"/>
+    <w:p>
+      <w:pPr>
+        <w:pStyle w:val="Heading3"/>
+      </w:pPr>
+      <w:r>
+        <w:t xml:space="preserve">9.4 </w:t>
+      </w:r>
+      <w:r>
+        <w:rPr>
+          <w:rFonts w:hint="eastAsia"/>
+        </w:rPr>
+        <w:t xml:space="preserve">本次最终可确认的新包结果（用于留档）</w:t>
+      </w:r>
+    </w:p>
+    <w:p>
+      <w:pPr>
+        <w:pStyle w:val="FirstParagraph"/>
+      </w:pPr>
+      <w:r>
+        <w:rPr>
+          <w:rFonts w:hint="eastAsia"/>
+        </w:rPr>
+        <w:t xml:space="preserve">最终用于隔离验证的新包信息：</w:t>
+      </w:r>
+    </w:p>
+    <w:p>
+      <w:pPr>
+        <w:pStyle w:val="Compact"/>
+        <w:numPr>
+          <w:ilvl w:val="0"/>
+          <w:numId w:val="1061"/>
+        </w:numPr>
+      </w:pPr>
+      <w:r>
+        <w:t xml:space="preserve">APK </w:t>
+      </w:r>
+      <w:r>
+        <w:rPr>
+          <w:rFonts w:hint="eastAsia"/>
+        </w:rPr>
+        <w:t xml:space="preserve">路径：</w:t>
+      </w:r>
+      <w:r>
+        <w:rPr>
+          <w:rStyle w:val="VerbatimChar"/>
+        </w:rPr>
+        <w:t xml:space="preserve">L:\00_godot_project_0410\Android-DIR\test_00_0410-android-debug.apk</w:t>
+      </w:r>
+    </w:p>
+    <w:p>
+      <w:pPr>
+        <w:pStyle w:val="Compact"/>
+        <w:numPr>
+          <w:ilvl w:val="0"/>
+          <w:numId w:val="1061"/>
+        </w:numPr>
+      </w:pPr>
+      <w:r>
+        <w:rPr>
+          <w:rFonts w:hint="eastAsia"/>
+        </w:rPr>
+        <w:t xml:space="preserve">package：</w:t>
+      </w:r>
+      <w:r>
+        <w:rPr>
+          <w:rStyle w:val="VerbatimChar"/>
+        </w:rPr>
+        <w:t xml:space="preserve">com.test00410.idletextgame.r0418</w:t>
+      </w:r>
+    </w:p>
+    <w:p>
+      <w:pPr>
+        <w:pStyle w:val="Compact"/>
+        <w:numPr>
+          <w:ilvl w:val="0"/>
+          <w:numId w:val="1061"/>
+        </w:numPr>
+      </w:pPr>
+      <w:r>
+        <w:rPr>
+          <w:rFonts w:hint="eastAsia"/>
+        </w:rPr>
+        <w:t xml:space="preserve">versionCode：</w:t>
+      </w:r>
+      <w:r>
+        <w:rPr>
+          <w:rStyle w:val="VerbatimChar"/>
+        </w:rPr>
+        <w:t xml:space="preserve">3</w:t>
+      </w:r>
+    </w:p>
+    <w:p>
+      <w:pPr>
+        <w:pStyle w:val="Compact"/>
+        <w:numPr>
+          <w:ilvl w:val="0"/>
+          <w:numId w:val="1061"/>
+        </w:numPr>
+      </w:pPr>
+      <w:r>
+        <w:rPr>
+          <w:rFonts w:hint="eastAsia"/>
+        </w:rPr>
+        <w:t xml:space="preserve">versionName：</w:t>
+      </w:r>
+      <w:r>
+        <w:rPr>
+          <w:rStyle w:val="VerbatimChar"/>
+        </w:rPr>
+        <w:t xml:space="preserve">1.0.2-0418b</w:t>
+      </w:r>
+    </w:p>
+    <w:p>
+      <w:pPr>
+        <w:pStyle w:val="Compact"/>
+        <w:numPr>
+          <w:ilvl w:val="0"/>
+          <w:numId w:val="1061"/>
+        </w:numPr>
+      </w:pPr>
+      <w:r>
+        <w:t xml:space="preserve">application </w:t>
+      </w:r>
+      <w:r>
+        <w:rPr>
+          <w:rFonts w:hint="eastAsia"/>
+        </w:rPr>
+        <w:t xml:space="preserve">label：</w:t>
+      </w:r>
+      <w:r>
+        <w:rPr>
+          <w:rStyle w:val="VerbatimChar"/>
+        </w:rPr>
+        <w:t xml:space="preserve">test_00_0410_r0418</w:t>
+      </w:r>
+    </w:p>
+    <w:p>
+      <w:pPr>
+        <w:pStyle w:val="Compact"/>
+        <w:numPr>
+          <w:ilvl w:val="0"/>
+          <w:numId w:val="1061"/>
+        </w:numPr>
+      </w:pPr>
+      <w:r>
+        <w:rPr>
+          <w:rFonts w:hint="eastAsia"/>
+        </w:rPr>
+        <w:t xml:space="preserve">ABI：</w:t>
+      </w:r>
+      <w:r>
+        <w:rPr>
+          <w:rStyle w:val="VerbatimChar"/>
+        </w:rPr>
+        <w:t xml:space="preserve">arm64-v8a</w:t>
+      </w:r>
+    </w:p>
+    <w:p>
+      <w:pPr>
+        <w:pStyle w:val="FirstParagraph"/>
+      </w:pPr>
+      <w:r>
+        <w:rPr>
+          <w:rFonts w:hint="eastAsia"/>
+        </w:rPr>
+        <w:t xml:space="preserve">后续如果你再次遇到“看起来像旧版本”，优先先看这四项：</w:t>
+      </w:r>
+    </w:p>
+    <w:p>
+      <w:pPr>
+        <w:pStyle w:val="Compact"/>
+        <w:numPr>
+          <w:ilvl w:val="0"/>
+          <w:numId w:val="1062"/>
+        </w:numPr>
+      </w:pPr>
+      <w:r>
+        <w:rPr>
+          <w:rFonts w:hint="eastAsia"/>
+        </w:rPr>
+        <w:t xml:space="preserve">包名是否变更。</w:t>
+      </w:r>
+    </w:p>
+    <w:p>
+      <w:pPr>
+        <w:pStyle w:val="Compact"/>
+        <w:numPr>
+          <w:ilvl w:val="0"/>
+          <w:numId w:val="1062"/>
+        </w:numPr>
+      </w:pPr>
+      <w:r>
+        <w:rPr>
+          <w:rFonts w:hint="eastAsia"/>
+        </w:rPr>
+        <w:t xml:space="preserve">版本号是否递增。</w:t>
+      </w:r>
+    </w:p>
+    <w:p>
+      <w:pPr>
+        <w:pStyle w:val="Compact"/>
+        <w:numPr>
+          <w:ilvl w:val="0"/>
+          <w:numId w:val="1062"/>
+        </w:numPr>
+      </w:pPr>
+      <w:r>
+        <w:t xml:space="preserve">APK </w:t>
+      </w:r>
+      <w:r>
+        <w:rPr>
+          <w:rFonts w:hint="eastAsia"/>
+        </w:rPr>
+        <w:t xml:space="preserve">时间戳是否为最新。</w:t>
+      </w:r>
+    </w:p>
+    <w:p>
+      <w:pPr>
+        <w:pStyle w:val="Compact"/>
+        <w:numPr>
+          <w:ilvl w:val="0"/>
+          <w:numId w:val="1062"/>
+        </w:numPr>
+      </w:pPr>
+      <w:r>
+        <w:rPr>
+          <w:rFonts w:hint="eastAsia"/>
+        </w:rPr>
+        <w:t xml:space="preserve">是否安装了新包名而不是继续打开旧包。</w:t>
+      </w:r>
+    </w:p>
+    <w:bookmarkEnd w:id="57"/>
+    <w:bookmarkEnd w:id="58"/>
+    <w:bookmarkEnd w:id="59"/>
     <w:sectPr>
       <w:footnotePr>
         <w:numRestart w:val="eachSect"/>
@@ -6825,6 +8217,144 @@
     <w:abstractNumId w:val="991"/>
   </w:num>
   <w:num w:numId="1052">
+    <w:abstractNumId w:val="99411"/>
+    <w:lvlOverride w:ilvl="0">
+      <w:startOverride w:val="1"/>
+    </w:lvlOverride>
+    <w:lvlOverride w:ilvl="1">
+      <w:startOverride w:val="1"/>
+    </w:lvlOverride>
+    <w:lvlOverride w:ilvl="2">
+      <w:startOverride w:val="1"/>
+    </w:lvlOverride>
+    <w:lvlOverride w:ilvl="3">
+      <w:startOverride w:val="1"/>
+    </w:lvlOverride>
+    <w:lvlOverride w:ilvl="4">
+      <w:startOverride w:val="1"/>
+    </w:lvlOverride>
+    <w:lvlOverride w:ilvl="5">
+      <w:startOverride w:val="1"/>
+    </w:lvlOverride>
+    <w:lvlOverride w:ilvl="6">
+      <w:startOverride w:val="1"/>
+    </w:lvlOverride>
+    <w:lvlOverride w:ilvl="7">
+      <w:startOverride w:val="1"/>
+    </w:lvlOverride>
+    <w:lvlOverride w:ilvl="8">
+      <w:startOverride w:val="1"/>
+    </w:lvlOverride>
+  </w:num>
+  <w:num w:numId="1053">
+    <w:abstractNumId w:val="99411"/>
+    <w:lvlOverride w:ilvl="0">
+      <w:startOverride w:val="1"/>
+    </w:lvlOverride>
+    <w:lvlOverride w:ilvl="1">
+      <w:startOverride w:val="1"/>
+    </w:lvlOverride>
+    <w:lvlOverride w:ilvl="2">
+      <w:startOverride w:val="1"/>
+    </w:lvlOverride>
+    <w:lvlOverride w:ilvl="3">
+      <w:startOverride w:val="1"/>
+    </w:lvlOverride>
+    <w:lvlOverride w:ilvl="4">
+      <w:startOverride w:val="1"/>
+    </w:lvlOverride>
+    <w:lvlOverride w:ilvl="5">
+      <w:startOverride w:val="1"/>
+    </w:lvlOverride>
+    <w:lvlOverride w:ilvl="6">
+      <w:startOverride w:val="1"/>
+    </w:lvlOverride>
+    <w:lvlOverride w:ilvl="7">
+      <w:startOverride w:val="1"/>
+    </w:lvlOverride>
+    <w:lvlOverride w:ilvl="8">
+      <w:startOverride w:val="1"/>
+    </w:lvlOverride>
+  </w:num>
+  <w:num w:numId="1054">
+    <w:abstractNumId w:val="991"/>
+  </w:num>
+  <w:num w:numId="1055">
+    <w:abstractNumId w:val="991"/>
+  </w:num>
+  <w:num w:numId="1056">
+    <w:abstractNumId w:val="991"/>
+  </w:num>
+  <w:num w:numId="1057">
+    <w:abstractNumId w:val="991"/>
+  </w:num>
+  <w:num w:numId="1058">
+    <w:abstractNumId w:val="991"/>
+  </w:num>
+  <w:num w:numId="1059">
+    <w:abstractNumId w:val="99411"/>
+    <w:lvlOverride w:ilvl="0">
+      <w:startOverride w:val="1"/>
+    </w:lvlOverride>
+    <w:lvlOverride w:ilvl="1">
+      <w:startOverride w:val="1"/>
+    </w:lvlOverride>
+    <w:lvlOverride w:ilvl="2">
+      <w:startOverride w:val="1"/>
+    </w:lvlOverride>
+    <w:lvlOverride w:ilvl="3">
+      <w:startOverride w:val="1"/>
+    </w:lvlOverride>
+    <w:lvlOverride w:ilvl="4">
+      <w:startOverride w:val="1"/>
+    </w:lvlOverride>
+    <w:lvlOverride w:ilvl="5">
+      <w:startOverride w:val="1"/>
+    </w:lvlOverride>
+    <w:lvlOverride w:ilvl="6">
+      <w:startOverride w:val="1"/>
+    </w:lvlOverride>
+    <w:lvlOverride w:ilvl="7">
+      <w:startOverride w:val="1"/>
+    </w:lvlOverride>
+    <w:lvlOverride w:ilvl="8">
+      <w:startOverride w:val="1"/>
+    </w:lvlOverride>
+  </w:num>
+  <w:num w:numId="1060">
+    <w:abstractNumId w:val="99411"/>
+    <w:lvlOverride w:ilvl="0">
+      <w:startOverride w:val="1"/>
+    </w:lvlOverride>
+    <w:lvlOverride w:ilvl="1">
+      <w:startOverride w:val="1"/>
+    </w:lvlOverride>
+    <w:lvlOverride w:ilvl="2">
+      <w:startOverride w:val="1"/>
+    </w:lvlOverride>
+    <w:lvlOverride w:ilvl="3">
+      <w:startOverride w:val="1"/>
+    </w:lvlOverride>
+    <w:lvlOverride w:ilvl="4">
+      <w:startOverride w:val="1"/>
+    </w:lvlOverride>
+    <w:lvlOverride w:ilvl="5">
+      <w:startOverride w:val="1"/>
+    </w:lvlOverride>
+    <w:lvlOverride w:ilvl="6">
+      <w:startOverride w:val="1"/>
+    </w:lvlOverride>
+    <w:lvlOverride w:ilvl="7">
+      <w:startOverride w:val="1"/>
+    </w:lvlOverride>
+    <w:lvlOverride w:ilvl="8">
+      <w:startOverride w:val="1"/>
+    </w:lvlOverride>
+  </w:num>
+  <w:num w:numId="1061">
+    <w:abstractNumId w:val="991"/>
+  </w:num>
+  <w:num w:numId="1062">
     <w:abstractNumId w:val="99411"/>
     <w:lvlOverride w:ilvl="0">
       <w:startOverride w:val="1"/>
